--- a/01-foundations/NIST_AI_600-1_Generative_AI_Profile/publication/Manual_04_NIST_AI_600-1_Generative_AI_Profile_ES-419.docx
+++ b/01-foundations/NIST_AI_600-1_Generative_AI_Profile/publication/Manual_04_NIST_AI_600-1_Generative_AI_Profile_ES-419.docx
@@ -41,7 +41,7 @@
           <w:sz w:val="17"/>
           <w:lang w:val="es-419"/>
         </w:rPr>
-        <w:t>Revisión de fuente controlada: 691c1aa5d01ef7395793be10195095551ace43a8 | Idioma: es-419 | Perfil de IA Generativa NIST AI 600-1 con el marco principal AI RMF 1.0; control de versiones y vigilancia de fuentes.</w:t>
+        <w:t>Revisión de fuente controlada: 2b1e27f06c1f35ff2b95b8b528a30aae4682bd5d | Idioma: es-419 | Perfil de IA Generativa NIST AI 600-1 con el marco principal AI RMF 1.0; control de versiones y vigilancia de fuentes.</w:t>
       </w:r>
     </w:p>
     <w:p>
@@ -4783,16 +4783,7 @@
         <w:sz w:val="16"/>
         <w:lang w:val="es-419"/>
       </w:rPr>
-      <w:t xml:space="preserve">Manual 04 | Controlled publication QA candidate | </w:t>
-    </w:r>
-    <w:fldSimple w:instr="PAGE"/>
-    <w:r>
-      <w:rPr>
-        <w:rFonts w:ascii="Arial" w:hAnsi="Arial" w:eastAsia="Arial"/>
-        <w:sz w:val="16"/>
-        <w:lang w:val="es-419"/>
-      </w:rPr>
-      <w:t xml:space="preserve">Manual 04 | Controlled publication QA candidate | </w:t>
+      <w:t xml:space="preserve">Manual 04 | CANDIDATO CONTROLADO PARA QA DE PUBLICACION | </w:t>
     </w:r>
     <w:fldSimple w:instr="PAGE"/>
   </w:p>
